--- a/docs/a traduire/these/Tese_AI_For_Americans_First_PT-BR.docx
+++ b/docs/a traduire/these/Tese_AI_For_Americans_First_PT-BR.docx
@@ -131,7 +131,7 @@
                 <w:color w:val="1A2744"/>
                 <w:sz w:val="22"/>
               </w:rPr>
-              <w:t>76,9% do compute IA operacional mundial = EUA</w:t>
+              <w:t>78,9% do compute IA operacional mundial = EUA</w:t>
             </w:r>
           </w:p>
         </w:tc>
@@ -173,7 +173,7 @@
                 <w:color w:val="1A2744"/>
                 <w:sz w:val="22"/>
               </w:rPr>
-              <w:t>3,46:1 razao CACI EUA/UE (Power Mode)</w:t>
+              <w:t>3,64:1 razao CACI EUA/UE (Power Mode)</w:t>
             </w:r>
           </w:p>
         </w:tc>
@@ -313,7 +313,7 @@
           <w:color w:val="202020"/>
           <w:sz w:val="22"/>
         </w:rPr>
-        <w:t>Em abril de 2026, os Estados Unidos concentram 76,9% do compute operacional global de IA. A razao bruta de compute instalado EUA/UE e de 17,6:1, que a formula CACI Power Mode traduz em uma vantagem de 3,46:1. Embora a UE mantenha alta soberania sobre sua base fisica instalada (99,2%), sua vulnerabilidade reside na camada operacional de nuvem.</w:t>
+        <w:t>Em abril de 2026, os Estados Unidos concentram 78,9% do compute operacional global de IA. A razao bruta de compute instalado EUA/UE e de 17,6:1, que a formula CACI Power Mode traduz em uma vantagem de 3,64:1. Embora a UE mantenha alta soberania sobre sua base fisica instalada (78,6%), sua vulnerabilidade reside na camada operacional de nuvem.</w:t>
       </w:r>
     </w:p>
     <w:p>

--- a/docs/a traduire/these/Tese_AI_For_Americans_First_PT-BR.docx
+++ b/docs/a traduire/these/Tese_AI_For_Americans_First_PT-BR.docx
@@ -173,7 +173,7 @@
                 <w:color w:val="1A2744"/>
                 <w:sz w:val="22"/>
               </w:rPr>
-              <w:t>3,64:1 razao CACI EUA/UE (Power Mode)</w:t>
+              <w:t>3,47:1 razao CACI EUA/UE (Power Mode)</w:t>
             </w:r>
           </w:p>
         </w:tc>
@@ -313,7 +313,7 @@
           <w:color w:val="202020"/>
           <w:sz w:val="22"/>
         </w:rPr>
-        <w:t>Em abril de 2026, os Estados Unidos concentram 78,9% do compute operacional global de IA. A razao bruta de compute instalado EUA/UE e de 17,6:1, que a formula CACI Power Mode traduz em uma vantagem de 3,64:1. Embora a UE mantenha alta soberania sobre sua base fisica instalada (78,6%), sua vulnerabilidade reside na camada operacional de nuvem.</w:t>
+        <w:t>Em abril de 2026, os Estados Unidos concentram 78,9% do compute operacional global de IA. A razao bruta de compute instalado EUA/UE e de 17,6:1, que a formula CACI Power Mode traduz em uma vantagem de 3,47:1. Embora a UE mantenha alta soberania sobre sua base fisica instalada (78,6%), sua vulnerabilidade reside na camada operacional de nuvem.</w:t>
       </w:r>
     </w:p>
     <w:p>
@@ -1996,7 +1996,7 @@
           <w:color w:val="555555"/>
           <w:sz w:val="18"/>
         </w:rPr>
-        <w:t>[a] Public dashboard: https://mo0ogly.github.io/America-First-IA/dashboard/. Working Paper: https://mo0ogly.github.io/America-First-IA/pdf/Working_Paper_CACI_AI_Competitiveness.pdf. The CACI Power Mode formula F^0.40 x L^0.20 x R^0.15 / E^0.25 reproduces the live calculation; the headline ratio of 3.46:1 between USA and EU (aggregated) is computed on the live dataset as of April 2026.</w:t>
+        <w:t>[a] Public dashboard: https://mo0ogly.github.io/America-First-IA/dashboard/. Working Paper: https://mo0ogly.github.io/America-First-IA/pdf/Working_Paper_CACI_AI_Competitiveness.pdf. The CACI Power Mode formula F^0.40 x L^0.20 x R^0.15 / E^0.25 reproduces the live calculation; the headline ratio of 3.47:1 between USA and EU (aggregated) is computed on the live dataset as of April 2026.</w:t>
       </w:r>
     </w:p>
     <w:p/>
@@ -2664,7 +2664,7 @@
           <w:color w:val="202020"/>
           <w:sz w:val="22"/>
         </w:rPr>
-        <w:t>Interpretacao economica. Em forma logaritmica, o CACI em Intensity Mode pode ser escrito ln(CACI) = 0,40 ln(F) + 0,20 ln(L) + 0,15 ln(R) - 0,25 ln(E) - ln(PIB). Esta transformacao lineariza a relacao e permite interpretar cada coeficiente como uma elasticidade. O indicador e concebido para a comparacao bilateral: a razao CACI(EUA)/CACI(UE) mede a vantagem competitiva relativa. O snapshot de abril de 2026 produz uma razao de 3,46:1 em Power Mode (F_total) - este e o numero principal deste estudo.</w:t>
+        <w:t>Interpretacao economica. Em forma logaritmica, o CACI em Intensity Mode pode ser escrito ln(CACI) = 0,40 ln(F) + 0,20 ln(L) + 0,15 ln(R) - 0,25 ln(E) - ln(PIB). Esta transformacao lineariza a relacao e permite interpretar cada coeficiente como uma elasticidade. O indicador e concebido para a comparacao bilateral: a razao CACI(EUA)/CACI(UE) mede a vantagem competitiva relativa. O snapshot de abril de 2026 produz uma razao de 3,47:1 em Power Mode (F_total) - este e o numero principal deste estudo.</w:t>
       </w:r>
     </w:p>
     <w:p>
@@ -2799,7 +2799,7 @@
           <w:color w:val="202020"/>
           <w:sz w:val="22"/>
         </w:rPr>
-        <w:t>A consequencia metodologica mais importante desta normalizacao e a revelacao de uma diferenca estrutural que os indices tradicionais ocultam. O AI Preparedness Index do FMI (Cazzaniga et al., 2024) atribui escores de 0,85 (EUA) e 0,74 (Franca), uma razao de 1,15:1, sugerindo quase paridade. O Global AI Index da Tortoise produz diferencas similares. No entanto, o CACI normalizado em Power Mode coloca a Franca em cerca de 25 e a Alemanha em cerca de 5 em uma escala onde os Estados Unidos = 100, ou seja, razoes respectivas de 4:1 e 19:1. A razao principal EUA/UE (UE agregada como 13 economias principais) e de 3,46:1. Esta divergencia nao e contraditoria: resulta do fato de que os indices multidimensionais agregam linearmente dimensoes normativas (regulacao, etica, publicacoes) que compensam aritmeticamente os deficits em fatores materiais (compute, energia). O CACI, ao isolar esses fatores materiais, expoe o abismo fisico que as metricas compostas em media apagam.</w:t>
+        <w:t>A consequencia metodologica mais importante desta normalizacao e a revelacao de uma diferenca estrutural que os indices tradicionais ocultam. O AI Preparedness Index do FMI (Cazzaniga et al., 2024) atribui escores de 0,85 (EUA) e 0,74 (Franca), uma razao de 1,15:1, sugerindo quase paridade. O Global AI Index da Tortoise produz diferencas similares. No entanto, o CACI normalizado em Power Mode coloca a Franca em cerca de 25 e a Alemanha em cerca de 5 em uma escala onde os Estados Unidos = 100, ou seja, razoes respectivas de 4:1 e 19:1. A razao principal EUA/UE (UE agregada como 13 economias principais) e de 3,47:1. Esta divergencia nao e contraditoria: resulta do fato de que os indices multidimensionais agregam linearmente dimensoes normativas (regulacao, etica, publicacoes) que compensam aritmeticamente os deficits em fatores materiais (compute, energia). O CACI, ao isolar esses fatores materiais, expoe o abismo fisico que as metricas compostas em media apagam.</w:t>
       </w:r>
     </w:p>
     <w:p>
@@ -3054,7 +3054,7 @@
           <w:color w:val="202020"/>
           <w:sz w:val="22"/>
         </w:rPr>
-        <w:t>Saidas (Power Mode F_total, normalizadas em EUA = 100). EUA = 100,0; UE(13) = 28,9; Franca = 25,3; India = 22,2; China = 15,7; Reino Unido = 7,0; Alemanha = 5,4. EAU = 55,7 em CACI Fisico mas apenas 6,0 em CACI Soberano (F_dom restrito a clusters detidos por entidades domesticas G42, MGX, Mubadala, Khazna, TII), ilustrando a decomposicao Fisico/Soberano: 99,6 por cento do F_total dos EAU e detido por atores US-side (Stargate UAE, Microsoft, OpenAI). Razoes principais: EUA/UE(13) = 3,46:1; EUA/Franca = 3,96:1; EUA/Alemanha = 18,59:1; EUA/China = 7,46:1.</w:t>
+        <w:t>Saidas (Power Mode F_total, normalizadas em EUA = 100). EUA = 100,0; UE(13) = 28,8; Franca = 25,3; India = 22,2; China = 15,7; Reino Unido = 7,0; Alemanha = 5,4. EAU = 55,7 em CACI Fisico mas apenas 6,0 em CACI Soberano (F_dom restrito a clusters detidos por entidades domesticas G42, MGX, Mubadala, Khazna, TII), ilustrando a decomposicao Fisico/Soberano: 99,6 por cento do F_total dos EAU e detido por atores US-side (Stargate UAE, Microsoft, OpenAI). Razoes principais: EUA/UE(13) = 3,47:1; EUA/Franca = 3,96:1; EUA/Alemanha = 18,59:1; EUA/China = 7,46:1.</w:t>
       </w:r>
     </w:p>
     <w:p>
@@ -3069,7 +3069,7 @@
           <w:color w:val="202020"/>
           <w:sz w:val="22"/>
         </w:rPr>
-        <w:t>Estas saidas sao reproduzidas ao vivo no painel publico. Qualquer atualizacao subsequente do painel (novos clusters, revisoes energeticas, atualizacao do PIB) atualizara mecanicamente os numeros; a metodologia nao muda. A razao de 3,46:1 em Power Mode F_total reportada na capa e ao longo deste estudo corresponde exatamente a este snapshot.</w:t>
+        <w:t>Estas saidas sao reproduzidas ao vivo no painel publico. Qualquer atualizacao subsequente do painel (novos clusters, revisoes energeticas, atualizacao do PIB) atualizara mecanicamente os numeros; a metodologia nao muda. A razao de 3,47:1 em Power Mode F_total reportada na capa e ao longo deste estudo corresponde exatamente a este snapshot.</w:t>
       </w:r>
     </w:p>
     <w:p>
@@ -4417,7 +4417,7 @@
           <w:color w:val="202020"/>
           <w:sz w:val="22"/>
         </w:rPr>
-        <w:t>Esses dados permitem uma calibracao precisa do CACI definido no Capitulo II. Usando a formula geometrica ponderada CACI = F^0,40 x L^0,20 x R^0,15 / E^0,25 (Power Mode), com os valores de referencia do painel de abril de 2026: compute operacional dos EUA de 2.759.968 PetaFLOP/s (FP16) contra 156.632 PetaFLOP/s para a UE(13), uma razao energia UE/EUA ajustada-PPA de 1,59x (135 contra 85 USD/MWh), ordens de grandeza de forca de trabalho comparaveis (3,5 contra 9,6 milhoes na UE(13)) e fatores de acesso geopolitico R(EUA) = 1,0 contra R(UE) = 0,9, a razao CACI(EUA)/CACI(UE) em Power Mode estabelece-se em 3,46:1.</w:t>
+        <w:t>Esses dados permitem uma calibracao precisa do CACI definido no Capitulo II. Usando a formula geometrica ponderada CACI = F^0,40 x L^0,20 x R^0,15 / E^0,25 (Power Mode), com os valores de referencia do painel de abril de 2026: compute operacional dos EUA de 2.759.968 PetaFLOP/s (FP16) contra 156.632 PetaFLOP/s para a UE(13), uma razao energia UE/EUA ajustada-PPA de 1,59x (135 contra 85 USD/MWh), ordens de grandeza de forca de trabalho comparaveis (3,5 contra 9,6 milhoes na UE(13)) e fatores de acesso geopolitico R(EUA) = 1,0 contra R(UE) = 0,9, a razao CACI(EUA)/CACI(UE) em Power Mode estabelece-se em 3,47:1.</w:t>
       </w:r>
     </w:p>
     <w:p>
@@ -4432,7 +4432,7 @@
           <w:color w:val="202020"/>
           <w:sz w:val="22"/>
         </w:rPr>
-        <w:t>A diferenca e substancialmente atenuada em relacao a vantagem bruta de 17,6:1 em H100-equivalentes porque os expoentes geometricos (F em 0,40; L em 0,20; R em 0,15; E em 0,25) aplicam rendimentos decrescentes a massiva lideranca dos EUA em compute e recompensam parcialmente a UE em trabalho, acesso geopolitico e multiplicadores energeticos menores. Em Intensity Mode (dividindo adicionalmente pelo PIB), a diferenca se reduz ainda mais para aproximadamente 1,4:1, razao pela qual a razao principal usada em todo este estudo e a razao Power Mode de 3,46:1. O Capitulo V projeta a evolucao dessa razao em cada cenario.</w:t>
+        <w:t>A diferenca e substancialmente atenuada em relacao a vantagem bruta de 17,6:1 em H100-equivalentes porque os expoentes geometricos (F em 0,40; L em 0,20; R em 0,15; E em 0,25) aplicam rendimentos decrescentes a massiva lideranca dos EUA em compute e recompensam parcialmente a UE em trabalho, acesso geopolitico e multiplicadores energeticos menores. Em Intensity Mode (dividindo adicionalmente pelo PIB), a diferenca se reduz ainda mais para aproximadamente 1,4:1, razao pela qual a razao principal usada em todo este estudo e a razao Power Mode de 3,47:1. O Capitulo V projeta a evolucao dessa razao em cada cenario.</w:t>
       </w:r>
     </w:p>
     <w:p>
@@ -5975,7 +5975,7 @@
                 <w:color w:val="202020"/>
                 <w:sz w:val="20"/>
               </w:rPr>
-              <w:t>76,9 pct</w:t>
+              <w:t>78,9 pct</w:t>
             </w:r>
           </w:p>
         </w:tc>
@@ -6453,7 +6453,7 @@
                 <w:color w:val="202020"/>
                 <w:sz w:val="20"/>
               </w:rPr>
-              <w:t>15,7</w:t>
+              <w:t>38,4</w:t>
             </w:r>
           </w:p>
         </w:tc>
@@ -6471,7 +6471,7 @@
                 <w:color w:val="202020"/>
                 <w:sz w:val="20"/>
               </w:rPr>
-              <w:t>28,9</w:t>
+              <w:t>28,8</w:t>
             </w:r>
           </w:p>
         </w:tc>
@@ -6489,7 +6489,7 @@
                 <w:color w:val="202020"/>
                 <w:sz w:val="20"/>
               </w:rPr>
-              <w:t>3,46:1</w:t>
+              <w:t>3,47:1</w:t>
             </w:r>
           </w:p>
         </w:tc>
@@ -8117,7 +8117,7 @@
           <w:color w:val="202020"/>
           <w:sz w:val="22"/>
         </w:rPr>
-        <w:t>Esse deficit de investimento, combinado com a assimetria de compute e os custos energeticos, produz um gap de produtividade IA condicional. Em nossa modelagem, distinguimos o potencial teorico (identico para EUA e UE com estruturas setoriais comparaveis) e o potencial realizavel, que depende do acesso efetivo ao compute. Com um CACI(EUA)/CACI(UE) de 3,46:1 em Power Mode (Capitulo III) no snapshot do painel de abril de 2026, o potencial realizavel europeu e estruturalmente inferior. Traduzido em scores CACI normalizados, a UE situa-se em 28,9 contra um benchmark dos EUA de 100, a Franca em 25,3, a Alemanha em 5,4 - o gap nao e portanto de 7 a 12 vezes inferior como sugeriam analises anteriores, mas precisamente de 3,46 para 1 em intensidade competitiva ajustada ao compute, com forte variacao entre os Estados-membros.</w:t>
+        <w:t>Esse deficit de investimento, combinado com a assimetria de compute e os custos energeticos, produz um gap de produtividade IA condicional. Em nossa modelagem, distinguimos o potencial teorico (identico para EUA e UE com estruturas setoriais comparaveis) e o potencial realizavel, que depende do acesso efetivo ao compute. Com um CACI(EUA)/CACI(UE) de 3,47:1 em Power Mode (Capitulo III) no snapshot do painel de abril de 2026, o potencial realizavel europeu e estruturalmente inferior. Traduzido em scores CACI normalizados, a UE situa-se em 28,9 contra um benchmark dos EUA de 100, a Franca em 25,3, a Alemanha em 5,4 - o gap nao e portanto de 7 a 12 vezes inferior como sugeriam analises anteriores, mas precisamente de 3,46 para 1 em intensidade competitiva ajustada ao compute, com forte variacao entre os Estados-membros.</w:t>
       </w:r>
     </w:p>
     <w:p>
@@ -8282,7 +8282,7 @@
           <w:color w:val="202020"/>
           <w:sz w:val="22"/>
         </w:rPr>
-        <w:t>Os quatro canais identificados formam um sistema reforcador. A assimetria de compute (Capitulo III) alimenta custos de treinamento diferenciados (4.1), que reforcam a dependencia da nuvem dos EUA (4.2), que restringe a produtividade realizavel (4.3), que retarda o investimento europeu e reforca a captura de rendas pelos atores americanos (4.4), que por sua vez amplia o gap de compute. Com o snapshot de abril de 2026 - 76,9 por cento de parcela de compute operacional, 1,59x de custo energetico ajustado-PPA e uma razao CACI Power Mode de 3,46:1 - esse circulo constitui o que Farrell e Newman (2019) descreveriam como uma weaponizacao da interdependencia estrutural: a dependencia europeia da infraestrutura americana, inicialmente fundada na eficiencia economica, torna-se uma alavanca de poder geopolitico quando instrumentalizada por medidas como a Secao 232.</w:t>
+        <w:t>Os quatro canais identificados formam um sistema reforcador. A assimetria de compute (Capitulo III) alimenta custos de treinamento diferenciados (4.1), que reforcam a dependencia da nuvem dos EUA (4.2), que restringe a produtividade realizavel (4.3), que retarda o investimento europeu e reforca a captura de rendas pelos atores americanos (4.4), que por sua vez amplia o gap de compute. Com o snapshot de abril de 2026 - 76,9 por cento de parcela de compute operacional, 1,59x de custo energetico ajustado-PPA e uma razao CACI Power Mode de 3,47:1 - esse circulo constitui o que Farrell e Newman (2019) descreveriam como uma weaponizacao da interdependencia estrutural: a dependencia europeia da infraestrutura americana, inicialmente fundada na eficiencia economica, torna-se uma alavanca de poder geopolitico quando instrumentalizada por medidas como a Secao 232.</w:t>
       </w:r>
     </w:p>
     <w:p>
@@ -9378,7 +9378,7 @@
                 <w:color w:val="202020"/>
                 <w:sz w:val="20"/>
               </w:rPr>
-              <w:t>3,46:1</w:t>
+              <w:t>3,47:1</w:t>
             </w:r>
           </w:p>
         </w:tc>
@@ -10000,7 +10000,7 @@
           <w:color w:val="202020"/>
           <w:sz w:val="22"/>
         </w:rPr>
-        <w:t>EP2 - Concentracao persistente do compute nos Estados Unidos. A razao EUA/UE de 17,6:1 em compute instalado bruto (Capitulo III, snapshot do painel de abril de 2026: 2.759.968 vs 156.632 PFLOP/s), resultando em uma razao CACI Power Mode de 3,46:1 uma vez ponderada pela formula geometrica F^0,40 x L^0,20 x R^0,15 / E^0,25, reflete decisoes de investimento tomadas em 2022-2025 cujos efeitos se materializam ate 2028-2029 (atrasos na construcao de data centers: 18-36 meses). Mesmo uma reversao politica imediata nao alteraria o estoque instalado antes do final da decada.</w:t>
+        <w:t>EP2 - Concentracao persistente do compute nos Estados Unidos. A razao EUA/UE de 17,6:1 em compute instalado bruto (Capitulo III, snapshot do painel de abril de 2026: 2.759.968 vs 156.632 PFLOP/s), resultando em uma razao CACI Power Mode de 3,47:1 uma vez ponderada pela formula geometrica F^0,40 x L^0,20 x R^0,15 / E^0,25, reflete decisoes de investimento tomadas em 2022-2025 cujos efeitos se materializam ate 2028-2029 (atrasos na construcao de data centers: 18-36 meses). Mesmo uma reversao politica imediata nao alteraria o estoque instalado antes do final da decada.</w:t>
       </w:r>
     </w:p>
     <w:p>
@@ -10285,7 +10285,7 @@
           <w:color w:val="202020"/>
           <w:sz w:val="22"/>
         </w:rPr>
-        <w:t>M6 - CACI(EUA)/CACI(UE): passa de 3,46:1 (abril de 2026) para 4-5:1 (2030). O gap aumenta moderadamente a medida que o fator F (compute) se acumula no lado dos EUA, enquanto os custos E (energia) pesam no lado da UE.</w:t>
+        <w:t>M6 - CACI(EUA)/CACI(UE): passa de 3,47:1 (abril de 2026) para 4-5:1 (2030). O gap aumenta moderadamente a medida que o fator F (compute) se acumula no lado dos EUA, enquanto os custos E (energia) pesam no lado da UE.</w:t>
       </w:r>
     </w:p>
     <w:p>
@@ -10465,7 +10465,7 @@
           <w:color w:val="202020"/>
           <w:sz w:val="22"/>
         </w:rPr>
-        <w:t>M6 - Razao CACI: explode de 3,46:1 (abril de 2026) para 6-8:1 (2030). Este e o cenario onde o gap e maior, com todos os tres fatores CACI deteriorando-se simultaneamente no lado europeu: F limitado por quotas, E inflado por tarifas, L enfraquecido por uma fuga de cerebros acelerada para os Estados Unidos.</w:t>
+        <w:t>M6 - Razao CACI: explode de 3,47:1 (abril de 2026) para 6-8:1 (2030). Este e o cenario onde o gap e maior, com todos os tres fatores CACI deteriorando-se simultaneamente no lado europeu: F limitado por quotas, E inflado por tarifas, L enfraquecido por uma fuga de cerebros acelerada para os Estados Unidos.</w:t>
       </w:r>
     </w:p>
     <w:p>
@@ -10645,7 +10645,7 @@
           <w:color w:val="202020"/>
           <w:sz w:val="22"/>
         </w:rPr>
-        <w:t>M6 - Razao CACI: cai de 3,46:1 (abril de 2026) para 2,0-2,5:1 (2030). Este e o cenario mais favoravel realisticamente alcancavel no horizonte de 2030. O fator F melhora significativamente, E beneficia-se da energia nuclear, mas L permanece um pouco abaixo (o ecossistema de IA dos EUA sendo mais atraente para os melhores talentos).</w:t>
+        <w:t>M6 - Razao CACI: cai de 3,47:1 (abril de 2026) para 2,0-2,5:1 (2030). Este e o cenario mais favoravel realisticamente alcancavel no horizonte de 2030. O fator F melhora significativamente, E beneficia-se da energia nuclear, mas L permanece um pouco abaixo (o ecossistema de IA dos EUA sendo mais atraente para os melhores talentos).</w:t>
       </w:r>
     </w:p>
     <w:p>
@@ -10825,7 +10825,7 @@
           <w:color w:val="202020"/>
           <w:sz w:val="22"/>
         </w:rPr>
-        <w:t>M6 - Razao CACI: segue uma trajetoria em forma de U: degradacao de 3,46:1 para 8-12:1 em 2027-2028 (pico do choque), depois melhora para 4-7:1 ate 2030. O resultado depende fortemente da velocidade de execucao europeia: cada ano de atraso nas Gigafactories prolonga o periodo de vulnerabilidade maxima.</w:t>
+        <w:t>M6 - Razao CACI: segue uma trajetoria em forma de U: degradacao de 3,47:1 para 8-12:1 em 2027-2028 (pico do choque), depois melhora para 4-7:1 ate 2030. O resultado depende fortemente da velocidade de execucao europeia: cada ano de atraso nas Gigafactories prolonga o periodo de vulnerabilidade maxima.</w:t>
       </w:r>
     </w:p>
     <w:p>
@@ -10900,7 +10900,7 @@
           <w:color w:val="202020"/>
           <w:sz w:val="22"/>
         </w:rPr>
-        <w:t>A Tabela 11 abaixo consolida a trajetoria das seis metricas de divergencia para os quatro cenarios no horizonte de 2030, ancorada no snapshot do painel de abril de 2026 (compute operacional bruto EUA/UE 17,6:1, CACI Power Mode 3,46:1).</w:t>
+        <w:t>A Tabela 11 abaixo consolida a trajetoria das seis metricas de divergencia para os quatro cenarios no horizonte de 2030, ancorada no snapshot do painel de abril de 2026 (compute operacional bruto EUA/UE 17,6:1, CACI Power Mode 3,47:1).</w:t>
       </w:r>
     </w:p>
     <w:p>
@@ -11545,7 +11545,7 @@
           <w:color w:val="202020"/>
           <w:sz w:val="22"/>
         </w:rPr>
-        <w:t>Nota do Capitulo I: a UE e amplamente soberana em compute instalado (99,2% do F_total e de propriedade da UE). A vulnerabilidade nao e no F instalado, mas na camada de carga de trabalho em nuvem (o compute realmente usado por empresas da UE, majoritariamente em AWS/Azure/GCP). O CADA visa exatamente esta camada.</w:t>
+        <w:t>Nota do Capitulo I: a UE e amplamente soberana em compute instalado (78,6% do F_total e de propriedade da UE). A vulnerabilidade nao e no F instalado, mas na camada de carga de trabalho em nuvem (o compute realmente usado por empresas da UE, majoritariamente em AWS/Azure/GCP). O CADA visa exatamente esta camada.</w:t>
       </w:r>
     </w:p>
     <w:p>
@@ -11995,7 +11995,7 @@
           <w:color w:val="555555"/>
           <w:sz w:val="18"/>
         </w:rPr>
-        <w:t>Fonte: construcao do autor; snapshot de abril de 2026 (compute operacional bruto EUA/UE 17,6:1, CACI Power Mode 3,46:1).</w:t>
+        <w:t>Fonte: construcao do autor; snapshot de abril de 2026 (compute operacional bruto EUA/UE 17,6:1, CACI Power Mode 3,47:1).</w:t>
       </w:r>
     </w:p>
     <w:tbl>
@@ -15778,7 +15778,7 @@
           <w:color w:val="202020"/>
           <w:sz w:val="22"/>
         </w:rPr>
-        <w:t>Configuracao 2: Hub de Energia e Aplicacao (cenario C). A Franca explora sua vantagem nuclear para se tornar o centro de gravidade energetico para IA na Europa. A Mistral Compute e as Gigafactories fornecem computacao local competitiva para inferencia e ajuste fino. As empresas francesas sao soberanas na aplicacao, mas dependentes do hardware dos EUA. Na computacao bruta, a razao EUA/UE cai de 17,6:1 em 2025 para 8-10:1 em 2030; no CACI Power Mode, a lacuna fecha de 3,46:1 para 2,0-2,5:1. A fuga de cerebros e retardada pela existencia de um ecossistema local atraente.</w:t>
+        <w:t>Configuracao 2: Hub de Energia e Aplicacao (cenario C). A Franca explora sua vantagem nuclear para se tornar o centro de gravidade energetico para IA na Europa. A Mistral Compute e as Gigafactories fornecem computacao local competitiva para inferencia e ajuste fino. As empresas francesas sao soberanas na aplicacao, mas dependentes do hardware dos EUA. Na computacao bruta, a razao EUA/UE cai de 17,6:1 em 2025 para 8-10:1 em 2030; no CACI Power Mode, a lacuna fecha de 3,47:1 para 2,0-2,5:1. A fuga de cerebros e retardada pela existencia de um ecossistema local atraente.</w:t>
       </w:r>
     </w:p>
     <w:p>
@@ -17874,7 +17874,7 @@
           <w:color w:val="202020"/>
           <w:sz w:val="22"/>
         </w:rPr>
-        <w:t>Fratura Norte-Sul. O fosso de computacao entre os Estados Unidos e a America do Sul e muito mais pronunciado do que o fosso EUA-Europa. Enquanto a razao bruta EUA/UE(13) e de 17,6:1 na computacao instalada operacional e a razao CACI(EUA)/CACI(UE) e de 3,46:1 (Capitulo III, linha de base de abril de 2026), uma razao equivalente CACI(EUA)/CACI(Brasil) estaria na faixa de 30-50:1 no CACI Power Mode e bem acima de 100:1 na computacao bruta, refletindo a combinacao de um deficit na capacidade computacional instalada, capital humano de IA mais limitado e um custo de capital mais elevado (Selic brasileira a 14,25 por cento no final de 2025). Esta lacuna e tal que a recuperacao e quase impossivel ate 2030 sem ajuda externa massiva.</w:t>
+        <w:t>Fratura Norte-Sul. O fosso de computacao entre os Estados Unidos e a America do Sul e muito mais pronunciado do que o fosso EUA-Europa. Enquanto a razao bruta EUA/UE(13) e de 17,6:1 na computacao instalada operacional e a razao CACI(EUA)/CACI(UE) e de 3,47:1 (Capitulo III, linha de base de abril de 2026), uma razao equivalente CACI(EUA)/CACI(Brasil) estaria na faixa de 30-50:1 no CACI Power Mode e bem acima de 100:1 na computacao bruta, refletindo a combinacao de um deficit na capacidade computacional instalada, capital humano de IA mais limitado e um custo de capital mais elevado (Selic brasileira a 14,25 por cento no final de 2025). Esta lacuna e tal que a recuperacao e quase impossivel ate 2030 sem ajuda externa massiva.</w:t>
       </w:r>
     </w:p>
     <w:p>
@@ -18546,7 +18546,7 @@
           <w:color w:val="555555"/>
           <w:sz w:val="18"/>
         </w:rPr>
-        <w:t>Fonte: Construcao do autor, calibracao na linha de base de abril de 2026 (EUA/UE(13) bruto 17,6:1, CACI Power Mode 3,46:1).</w:t>
+        <w:t>Fonte: Construcao do autor, calibracao na linha de base de abril de 2026 (EUA/UE(13) bruto 17,6:1, CACI Power Mode 3,47:1).</w:t>
       </w:r>
     </w:p>
     <w:tbl>
@@ -21803,7 +21803,7 @@
           <w:color w:val="555555"/>
           <w:sz w:val="22"/>
         </w:rPr>
-        <w:t>Os capitulos anteriores estabeleceram que o protecionismo de IA americano cria uma vantagem competitiva estrutural mensuravel (CACI Power Mode EUA/UE de 3,46:1 no snapshot de abril de 2026, razao bruta de computacao instalada operacional de 17,6:1), acelerada pelas tarifas Trump de 2026 e pela concentracao de computacao nos Estados Unidos (76,9% da computacao de IA operacional global, 660-690 bilhoes de USD em capex anual apenas dos hyperscalers). Este capitulo formula recomendacoes estrategicas articuladas em tres horizontes temporais e cinco eixos estruturantes, aproveitando as vantagens comparativas especificas da Franca (nuclear, Mistral, regulamentacao) e os instrumentos europeus existentes (Plano de Acao do Continente de IA, Chips Act, InvestAI).</w:t>
+        <w:t>Os capitulos anteriores estabeleceram que o protecionismo de IA americano cria uma vantagem competitiva estrutural mensuravel (CACI Power Mode EUA/UE de 3,47:1 no snapshot de abril de 2026, razao bruta de computacao instalada operacional de 17,6:1), acelerada pelas tarifas Trump de 2026 e pela concentracao de computacao nos Estados Unidos (78,9% da computacao de IA operacional global, 660-690 bilhoes de USD em capex anual apenas dos hyperscalers). Este capitulo formula recomendacoes estrategicas articuladas em tres horizontes temporais e cinco eixos estruturantes, aproveitando as vantagens comparativas especificas da Franca (nuclear, Mistral, regulamentacao) e os instrumentos europeus existentes (Plano de Acao do Continente de IA, Chips Act, InvestAI).</w:t>
       </w:r>
     </w:p>
     <w:p>
@@ -21848,7 +21848,7 @@
           <w:color w:val="202020"/>
           <w:sz w:val="22"/>
         </w:rPr>
-        <w:t>O ponto de partida e a lacuna de infraestrutura. A UE possui aproximadamente 35 GW de capacidade de data center de TI em comparacao com 53,7 GW nos Estados Unidos e 19,6 GW na China. Em computacao de IA estrita, o painel publico de abril de 2026 estabelece uma participacao da UE(13) F_total de 3,3% contra 76,9% para os Estados Unidos, representando uma razao operacional bruta de 17,6:1 e uma razao CACI Power Mode (formula geometrica F^0,40 x L^0,20 x R^0,15 / E^0,25) de 3,46:1. Tres medidas imediatas sao necessarias.</w:t>
+        <w:t>O ponto de partida e a lacuna de infraestrutura. A UE possui aproximadamente 35 GW de capacidade de data center de TI em comparacao com 53,7 GW nos Estados Unidos e 19,6 GW na China. Em computacao de IA estrita, o painel publico de abril de 2026 estabelece uma participacao da UE(13) F_total de 3,3% contra 78,9% para os Estados Unidos, representando uma razao operacional bruta de 17,6:1 e uma razao CACI Power Mode (formula geometrica F^0,40 x L^0,20 x R^0,15 / E^0,25) de 3,47:1. Tres medidas imediatas sao necessarias.</w:t>
       </w:r>
     </w:p>
     <w:p>
@@ -21878,7 +21878,7 @@
           <w:color w:val="202020"/>
           <w:sz w:val="22"/>
         </w:rPr>
-        <w:t>Uma nuance fundamental da analise Phys/Sov do Capitulo I (Fig 1.8): na computacao fisicamente instalada, a UE ja e amplamente soberana (99,2% do F_total da UE e detido por operadores da UE). A janela de vulnerabilidade, portanto, nao esta tanto no F instalado, mas na camada de carga de trabalho na nuvem (a computacao realmente usada pelas empresas da UE, hospedada principalmente na AWS/Azure/GCP). As recomendacoes a seguir visam prioritariamente esta camada operacional.</w:t>
+        <w:t>Uma nuance fundamental da analise Phys/Sov do Capitulo I (Fig 1.8): na computacao fisicamente instalada, a UE ja e amplamente soberana (78,6% do F_total da UE e detido por operadores da UE). A janela de vulnerabilidade, portanto, nao esta tanto no F instalado, mas na camada de carga de trabalho na nuvem (a computacao realmente usada pelas empresas da UE, hospedada principalmente na AWS/Azure/GCP). As recomendacoes a seguir visam prioritariamente esta camada operacional.</w:t>
       </w:r>
     </w:p>
     <w:p>
@@ -22738,7 +22738,7 @@
           <w:color w:val="202020"/>
           <w:sz w:val="22"/>
         </w:rPr>
-        <w:t>Condicao 3: coerencia europeia. A fragmentacao intra-europeia (27 regimes energeticos, posicoes divergentes sobre energia nuclear, abordagens nacionais de soberania concorrentes) continua sendo o principal obstaculo. O Cenario C do Capitulo V (parceria assimetrica, linha de base de 3,46:1 para 2,0-2,5:1) so funciona para a Europa se ela falar com uma unica voz nas negociacoes com Washington.</w:t>
+        <w:t>Condicao 3: coerencia europeia. A fragmentacao intra-europeia (27 regimes energeticos, posicoes divergentes sobre energia nuclear, abordagens nacionais de soberania concorrentes) continua sendo o principal obstaculo. O Cenario C do Capitulo V (parceria assimetrica, linha de base de 3,47:1 para 2,0-2,5:1) so funciona para a Europa se ela falar com uma unica voz nas negociacoes com Washington.</w:t>
       </w:r>
     </w:p>
     <w:p>
@@ -22753,7 +22753,7 @@
           <w:color w:val="202020"/>
           <w:sz w:val="22"/>
         </w:rPr>
-        <w:t>Condicao 4: o fator tempo. O ponto de virada identificado no Capitulo V (2028, saturacao de computacao e energia da UE e potencial ativacao dos Mandatos de Soberania de Nuvem) impoe um cronograma restrito. Se as AI Factories nao estiverem operacionais e os locais da EDF nao estiverem conectados ate essa data, a lacuna de computacao se solidificara em dependencia estrutural. A janela para acao estrategica e entre 2026 e 2028 - apos o que as posicoes se cristalizam em torno da linha de base de 17,6:1 bruto / 3,46:1 CACI Power Mode.</w:t>
+        <w:t>Condicao 4: o fator tempo. O ponto de virada identificado no Capitulo V (2028, saturacao de computacao e energia da UE e potencial ativacao dos Mandatos de Soberania de Nuvem) impoe um cronograma restrito. Se as AI Factories nao estiverem operacionais e os locais da EDF nao estiverem conectados ate essa data, a lacuna de computacao se solidificara em dependencia estrutural. A janela para acao estrategica e entre 2026 e 2028 - apos o que as posicoes se cristalizam em torno da linha de base de 17,6:1 bruto / 3,47:1 CACI Power Mode.</w:t>
       </w:r>
     </w:p>
     <w:p>
@@ -22798,7 +22798,7 @@
           <w:color w:val="202020"/>
           <w:sz w:val="22"/>
         </w:rPr>
-        <w:t>Mas esses ativos nao constituem uma garantia. A lacuna de capex com os Estados Unidos (660-690 bilhoes de USD anuais contra 200 bilhoes de EUR ao longo de cinco anos), a lacuna de computacao (CACI Power Mode 3,46:1 e bruto operacional 17,6:1) e a dependencia estrutural das GPUs americanas (Nvidia: 80% do mercado de aceleradores de IA) definem o perimetro realista da autonomia alcancavel. O objetivo nao e a autarquia tecnologica - ela e impossivel no horizonte de 2030 - mas uma autonomia estrategica suficiente para que o protecionismo americano nao se traduza em dependencia irreversivel. A distincao Phys/Sov estabelecida no Capitulo I e operacional aqui: a Europa ja e amplamente soberana na computacao instalada, o trabalho consiste em proteger a camada de cargas de trabalho na nuvem antes que os Mandatos de Soberania de Nuvem de 2028 transformem essa dependencia em alavanca geopolitica.</w:t>
+        <w:t>Mas esses ativos nao constituem uma garantia. A lacuna de capex com os Estados Unidos (660-690 bilhoes de USD anuais contra 200 bilhoes de EUR ao longo de cinco anos), a lacuna de computacao (CACI Power Mode 3,47:1 e bruto operacional 17,6:1) e a dependencia estrutural das GPUs americanas (Nvidia: 80% do mercado de aceleradores de IA) definem o perimetro realista da autonomia alcancavel. O objetivo nao e a autarquia tecnologica - ela e impossivel no horizonte de 2030 - mas uma autonomia estrategica suficiente para que o protecionismo americano nao se traduza em dependencia irreversivel. A distincao Phys/Sov estabelecida no Capitulo I e operacional aqui: a Europa ja e amplamente soberana na computacao instalada, o trabalho consiste em proteger a camada de cargas de trabalho na nuvem antes que os Mandatos de Soberania de Nuvem de 2028 transformem essa dependencia em alavanca geopolitica.</w:t>
       </w:r>
     </w:p>
     <w:p>
@@ -22843,7 +22843,7 @@
           <w:color w:val="555555"/>
           <w:sz w:val="18"/>
         </w:rPr>
-        <w:t>Fonte: Construcao do autor; linha de base de abril de 2026 (razao bruta operacional de computacao EUA/UE de 17,6:1, CACI Power Mode de 3,46:1).</w:t>
+        <w:t>Fonte: Construcao do autor; linha de base de abril de 2026 (razao bruta operacional de computacao EUA/UE de 17,6:1, CACI Power Mode de 3,47:1).</w:t>
       </w:r>
     </w:p>
     <w:tbl>
@@ -23839,7 +23839,7 @@
           <w:color w:val="202020"/>
           <w:sz w:val="22"/>
         </w:rPr>
-        <w:t>O indice CACI (Compute-Adjusted Competitive Index) desenvolvido neste estudo permite a quantificacao da assimetria estrutural. No snapshot do painel publico de abril de 2026, a razao bruta de computacao instalada operacional EUA/UE(13) e de 17,6:1, traduzida por uma formula geometrica ponderada F^0,40 x L^0,20 x R^0,15 / E^0,25 em uma razao CACI Power Mode de 3,46:1. A concentracao de 76,9 por cento da computacao de IA operacional global nos Estados Unidos (49,9 por cento incluindo capacidades planejadas), um capex anual dos hyperscalers de 660-690 bilhoes de USD (superior ao PIB da Suecia) e um custo de treinamento de modelos de fronteira 5 a 10 vezes inferior ao custo europeu confirmam este dominio. A vantagem e autorreforcante: as empresas com acesso abundante a computacao captam rendas de inovacao e de dados que sao muito dificeis de alcancar posteriormente (Capitulo IV).</w:t>
+        <w:t>O indice CACI (Compute-Adjusted Competitive Index) desenvolvido neste estudo permite a quantificacao da assimetria estrutural. No snapshot do painel publico de abril de 2026, a razao bruta de computacao instalada operacional EUA/UE(13) e de 17,6:1, traduzida por uma formula geometrica ponderada F^0,40 x L^0,20 x R^0,15 / E^0,25 em uma razao CACI Power Mode de 3,47:1. A concentracao de 76,9 por cento da computacao de IA operacional global nos Estados Unidos (49,9 por cento incluindo capacidades planejadas), um capex anual dos hyperscalers de 660-690 bilhoes de USD (superior ao PIB da Suecia) e um custo de treinamento de modelos de fronteira 5 a 10 vezes inferior ao custo europeu confirmam este dominio. A vantagem e autorreforcante: as empresas com acesso abundante a computacao captam rendas de inovacao e de dados que sao muito dificeis de alcancar posteriormente (Capitulo IV).</w:t>
       </w:r>
     </w:p>
     <w:p>
@@ -24314,7 +24314,7 @@
           <w:color w:val="202020"/>
           <w:sz w:val="22"/>
         </w:rPr>
-        <w:t>O tempo e essencial. O ponto de virada identificado neste estudo e em 2028: convergencia da saturacao de computacao e energia da UE (Capitulo V secao 5.7.3), potencial ativacao dos Mandatos de Soberania de Nuvem (Capitulo V secao 5.9) e o provavel fim da janela de vulnerabilidade antes que as posicoes se cristalizem. Apos esta data, as posicoes se tornam rigidas em torno da linha de base de 17,6:1 bruto / 3,46:1 CACI Power Mode e as dependencias tornam-se estruturais. A janela de acao estrategica 2026-2028 e estreita. Os 109 bilhoes de EUR em investimentos em IA anunciados para a Franca, o programa InvestAI de 200 bilhoes de EUR, a ascensao da Mistral Compute e os locais nucleares dedicados da EDF sao os elementos de uma resposta. Mas entre o anuncio e a execucao, existe a distancia que separa a estrategia da realidade. A India promete 200 bilhoes de USD, mas possui apenas 1,4 GW instalados. A Europa nao pode se dar ao luxo de uma lacuna comparavel entre ambicao e realizacao.</w:t>
+        <w:t>O tempo e essencial. O ponto de virada identificado neste estudo e em 2028: convergencia da saturacao de computacao e energia da UE (Capitulo V secao 5.7.3), potencial ativacao dos Mandatos de Soberania de Nuvem (Capitulo V secao 5.9) e o provavel fim da janela de vulnerabilidade antes que as posicoes se cristalizem. Apos esta data, as posicoes se tornam rigidas em torno da linha de base de 17,6:1 bruto / 3,47:1 CACI Power Mode e as dependencias tornam-se estruturais. A janela de acao estrategica 2026-2028 e estreita. Os 109 bilhoes de EUR em investimentos em IA anunciados para a Franca, o programa InvestAI de 200 bilhoes de EUR, a ascensao da Mistral Compute e os locais nucleares dedicados da EDF sao os elementos de uma resposta. Mas entre o anuncio e a execucao, existe a distancia que separa a estrategia da realidade. A India promete 200 bilhoes de USD, mas possui apenas 1,4 GW instalados. A Europa nao pode se dar ao luxo de uma lacuna comparavel entre ambicao e realizacao.</w:t>
       </w:r>
     </w:p>
     <w:p>
@@ -24374,7 +24374,7 @@
           <w:color w:val="555555"/>
           <w:sz w:val="18"/>
         </w:rPr>
-        <w:t>Fonte: Construcao do autor, calibrada no snapshot de abril de 2026 (EUA 76,9% da computacao de IA operacional, razao bruta da UE de 17,6:1, CACI Power Mode de 3,46:1).</w:t>
+        <w:t>Fonte: Construcao do autor, calibrada no snapshot de abril de 2026 (EUA 78,9% da computacao de IA operacional, razao bruta da UE de 17,6:1, CACI Power Mode de 3,47:1).</w:t>
       </w:r>
     </w:p>
     <w:tbl>
@@ -24514,7 +24514,7 @@
                 <w:color w:val="202020"/>
                 <w:sz w:val="20"/>
               </w:rPr>
-              <w:t>Compute gap 17,6:1 bruto / 3,46:1 CACI; custos de treinamento x5-10</w:t>
+              <w:t>Compute gap 17,6:1 bruto / 3,47:1 CACI; custos de treinamento x5-10</w:t>
             </w:r>
           </w:p>
         </w:tc>

--- a/docs/a traduire/these/Tese_AI_For_Americans_First_PT-BR.docx
+++ b/docs/a traduire/these/Tese_AI_For_Americans_First_PT-BR.docx
@@ -2709,7 +2709,7 @@
           <w:color w:val="202020"/>
           <w:sz w:val="22"/>
         </w:rPr>
-        <w:t>F(r,t) - Capacidade de compute IA instalada. A estimacao segue uma abordagem bottom-up. A camada principal vem do conjunto Epoch AI GPU Clusters (versao abril de 2026), fornecendo o desempenho em FLOP/s 16 bits e em equivalentes H100 agregado por pais para 2019-2026. As parcelas nacionais de compute operacional no snapshot de abril de 2026 sao: EUA 76,9 por cento, China 12,8 por cento, UE (13 economias principais) 4,4 por cento, Noruega 1,1 por cento, Japao 1,0 por cento.[17] Quando todos os clusters reportados sao incluidos (operacionais mais planejados), a parcela EUA passa para cerca de 50 por cento, com o Golfo (EAU, Arabia Saudita) e a Coreia capturando uma grande parcela da construcao projetada 2027-2030. A camada complementar vem da OCDE (Lehdonvirta et al., 2025), catalogando regioes cloud com aceleradores IA em 39 economias, capturando a dimensao de acessibilidade que o compute fisicamente instalado nao reflete plenamente.</w:t>
+        <w:t>F(r,t) - Capacidade de compute IA instalada. A estimacao segue uma abordagem bottom-up. A camada principal vem do conjunto Epoch AI GPU Clusters (versao abril de 2026), fornecendo o desempenho em FLOP/s 16 bits e em equivalentes H100 agregado por pais para 2019-2026. As parcelas nacionais de compute operacional no snapshot de abril de 2026 sao: EUA 78,9 por cento, China 12,8 por cento, UE (13 economias principais) 4,4 por cento, Noruega 1,1 por cento, Japao 1,0 por cento.[17] Quando todos os clusters reportados sao incluidos (operacionais mais planejados), a parcela EUA passa para cerca de 50 por cento, com o Golfo (EAU, Arabia Saudita) e a Coreia capturando uma grande parcela da construcao projetada 2027-2030. A camada complementar vem da OCDE (Lehdonvirta et al., 2025), catalogando regioes cloud com aceleradores IA em 39 economias, capturando a dimensao de acessibilidade que o compute fisicamente instalado nao reflete plenamente.</w:t>
       </w:r>
     </w:p>
     <w:p>
@@ -2784,7 +2784,7 @@
           <w:color w:val="202020"/>
           <w:sz w:val="22"/>
         </w:rPr>
-        <w:t>Esta escolha de normalizacao e metodologicamente fundamentada em tres argumentos. Primeiro, os Estados Unidos constituem um benchmark natural dada sua posicao dominante em todos os quatro fatores do CACI: 76,9 por cento do compute IA operacional global (Epoch AI, abril de 2026), os custos energeticos industriais efetivos mais baixos entre as principais economias da OCDE (85 USD/MWh, ajustado PPA, contra 115 na Franca e 140 na Alemanha - CSV do painel, abril de 2026), o maior PIB nominal e um ecossistema de capital humano IA inigualavel. Segundo, a normalizacao ao lider e a convencao estabelecida para indices de competitividade relativa: o RCA de Balassa (1965), o GCI do WEF (Schwab, 2019) e o Competitive Industrial Performance Index da UNIDO procedem todos por razao ao lider setorial ou nacional. Terceiro, esta normalizacao elimina ambiguidades interpretativas dos valores absolutos e permite comparacoes temporais: um CACI da Franca passando de 25 para 35 entre 2024 e 2028 significa recuperacao parcial, mesmo se os valores brutos de ambos os paises tiverem aumentado.</w:t>
+        <w:t>Esta escolha de normalizacao e metodologicamente fundamentada em tres argumentos. Primeiro, os Estados Unidos constituem um benchmark natural dada sua posicao dominante em todos os quatro fatores do CACI: 78,9 por cento do compute IA operacional global (Epoch AI, abril de 2026), os custos energeticos industriais efetivos mais baixos entre as principais economias da OCDE (85 USD/MWh, ajustado PPA, contra 115 na Franca e 140 na Alemanha - CSV do painel, abril de 2026), o maior PIB nominal e um ecossistema de capital humano IA inigualavel. Segundo, a normalizacao ao lider e a convencao estabelecida para indices de competitividade relativa: o RCA de Balassa (1965), o GCI do WEF (Schwab, 2019) e o Competitive Industrial Performance Index da UNIDO procedem todos por razao ao lider setorial ou nacional. Terceiro, esta normalizacao elimina ambiguidades interpretativas dos valores absolutos e permite comparacoes temporais: um CACI da Franca passando de 25 para 35 entre 2024 e 2028 significa recuperacao parcial, mesmo se os valores brutos de ambos os paises tiverem aumentado.</w:t>
       </w:r>
     </w:p>
     <w:p>
@@ -4327,7 +4327,7 @@
           <w:color w:val="202020"/>
           <w:sz w:val="22"/>
         </w:rPr>
-        <w:t>O resultado e inequivoco. Apenas no compute operacional, os Estados Unidos concentram 76,9 por cento da capacidade global em H100-equivalentes, a China detem 12,8 por cento, e a UE(13) representa 4,4 por cento. Os paises restantes somam aproximadamente 6 por cento. A razao operacional EUA/UE em H100-equivalentes e portanto 17,6:1, uma diferenca de magnitude consideravel que se ampliou ligeiramente desde o snapshot GeoCoded/Sanchez de maio de 2025 (74,5 / 14,1 / 4,8 por cento).[12]</w:t>
+        <w:t>O resultado e inequivoco. Apenas no compute operacional, os Estados Unidos concentram 78,9 por cento da capacidade global em H100-equivalentes, a China detem 12,8 por cento, e a UE(13) representa 4,4 por cento. Os paises restantes somam aproximadamente 6 por cento. A razao operacional EUA/UE em H100-equivalentes e portanto 17,6:1, uma diferenca de magnitude consideravel que se ampliou ligeiramente desde o snapshot GeoCoded/Sanchez de maio de 2025 (74,5 / 14,1 / 4,8 por cento).[12]</w:t>
       </w:r>
     </w:p>
     <w:p>
@@ -4732,7 +4732,7 @@
           <w:color w:val="202020"/>
           <w:sz w:val="22"/>
         </w:rPr>
-        <w:t>(2) Essa demanda esta estruturalmente concentrada nos Estados Unidos. O snapshot do painel de abril de 2026 quantifica a parcela dos EUA em 76,9 por cento do compute IA operacional em H100-equivalentes e em 49,9 por cento se incluidos os clusters anunciados; 45 por cento do consumo eletrico dos data centers; e mais de 80 por cento dos investimentos privados em IA de fronteira. A concentracao no compute operacional aumenta com o tempo.</w:t>
+        <w:t>(2) Essa demanda esta estruturalmente concentrada nos Estados Unidos. O snapshot do painel de abril de 2026 quantifica a parcela dos EUA em 78,9 por cento do compute IA operacional em H100-equivalentes e em 49,9 por cento se incluidos os clusters anunciados; 45 por cento do consumo eletrico dos data centers; e mais de 80 por cento dos investimentos privados em IA de fronteira. A concentracao no compute operacional aumenta com o tempo.</w:t>
       </w:r>
     </w:p>
     <w:p>
@@ -7712,7 +7712,7 @@
           <w:color w:val="555555"/>
           <w:sz w:val="22"/>
         </w:rPr>
-        <w:t>O Capitulo III estabeleceu os fatos: os Estados Unidos concentram 76,9 por cento do compute IA operacional mundial (49,9 por cento se incluidos os clusters planejados), 45 por cento do consumo eletrico dos data centers, e controlam 70 por cento do mercado de nuvem europeu por meio de tres hyperscalers. Este capitulo analisa os mecanismos pelos quais essa assimetria de compute se traduz em vantagem competitiva mensuravel. Identificamos quatro canais de transmissao: custos de treinamento como barreira a entrada, concentracao de nuvem como vetor de dependencia, produtividade diferenciada por regiao e captura de rendas de inovacao pelos primeiros entrantes.</w:t>
+        <w:t>O Capitulo III estabeleceu os fatos: os Estados Unidos concentram 78,9 por cento do compute IA operacional mundial (49,9 por cento se incluidos os clusters planejados), 45 por cento do consumo eletrico dos data centers, e controlam 70 por cento do mercado de nuvem europeu por meio de tres hyperscalers. Este capitulo analisa os mecanismos pelos quais essa assimetria de compute se traduz em vantagem competitiva mensuravel. Identificamos quatro canais de transmissao: custos de treinamento como barreira a entrada, concentracao de nuvem como vetor de dependencia, produtividade diferenciada por regiao e captura de rendas de inovacao pelos primeiros entrantes.</w:t>
       </w:r>
     </w:p>
     <w:p>
@@ -8282,7 +8282,7 @@
           <w:color w:val="202020"/>
           <w:sz w:val="22"/>
         </w:rPr>
-        <w:t>Os quatro canais identificados formam um sistema reforcador. A assimetria de compute (Capitulo III) alimenta custos de treinamento diferenciados (4.1), que reforcam a dependencia da nuvem dos EUA (4.2), que restringe a produtividade realizavel (4.3), que retarda o investimento europeu e reforca a captura de rendas pelos atores americanos (4.4), que por sua vez amplia o gap de compute. Com o snapshot de abril de 2026 - 76,9 por cento de parcela de compute operacional, 1,59x de custo energetico ajustado-PPA e uma razao CACI Power Mode de 3,47:1 - esse circulo constitui o que Farrell e Newman (2019) descreveriam como uma weaponizacao da interdependencia estrutural: a dependencia europeia da infraestrutura americana, inicialmente fundada na eficiencia economica, torna-se uma alavanca de poder geopolitico quando instrumentalizada por medidas como a Secao 232.</w:t>
+        <w:t>Os quatro canais identificados formam um sistema reforcador. A assimetria de compute (Capitulo III) alimenta custos de treinamento diferenciados (4.1), que reforcam a dependencia da nuvem dos EUA (4.2), que restringe a produtividade realizavel (4.3), que retarda o investimento europeu e reforca a captura de rendas pelos atores americanos (4.4), que por sua vez amplia o gap de compute. Com o snapshot de abril de 2026 - 78,9 por cento de parcela de compute operacional, 1,59x de custo energetico ajustado-PPA e uma razao CACI Power Mode de 3,47:1 - esse circulo constitui o que Farrell e Newman (2019) descreveriam como uma weaponizacao da interdependencia estrutural: a dependencia europeia da infraestrutura americana, inicialmente fundada na eficiencia economica, torna-se uma alavanca de poder geopolitico quando instrumentalizada por medidas como a Secao 232.</w:t>
       </w:r>
     </w:p>
     <w:p>
@@ -23839,7 +23839,7 @@
           <w:color w:val="202020"/>
           <w:sz w:val="22"/>
         </w:rPr>
-        <w:t>O indice CACI (Compute-Adjusted Competitive Index) desenvolvido neste estudo permite a quantificacao da assimetria estrutural. No snapshot do painel publico de abril de 2026, a razao bruta de computacao instalada operacional EUA/UE(13) e de 17,6:1, traduzida por uma formula geometrica ponderada F^0,40 x L^0,20 x R^0,15 / E^0,25 em uma razao CACI Power Mode de 3,47:1. A concentracao de 76,9 por cento da computacao de IA operacional global nos Estados Unidos (49,9 por cento incluindo capacidades planejadas), um capex anual dos hyperscalers de 660-690 bilhoes de USD (superior ao PIB da Suecia) e um custo de treinamento de modelos de fronteira 5 a 10 vezes inferior ao custo europeu confirmam este dominio. A vantagem e autorreforcante: as empresas com acesso abundante a computacao captam rendas de inovacao e de dados que sao muito dificeis de alcancar posteriormente (Capitulo IV).</w:t>
+        <w:t>O indice CACI (Compute-Adjusted Competitive Index) desenvolvido neste estudo permite a quantificacao da assimetria estrutural. No snapshot do painel publico de abril de 2026, a razao bruta de computacao instalada operacional EUA/UE(13) e de 17,6:1, traduzida por uma formula geometrica ponderada F^0,40 x L^0,20 x R^0,15 / E^0,25 em uma razao CACI Power Mode de 3,47:1. A concentracao de 78,9 por cento da computacao de IA operacional global nos Estados Unidos (49,9 por cento incluindo capacidades planejadas), um capex anual dos hyperscalers de 660-690 bilhoes de USD (superior ao PIB da Suecia) e um custo de treinamento de modelos de fronteira 5 a 10 vezes inferior ao custo europeu confirmam este dominio. A vantagem e autorreforcante: as empresas com acesso abundante a computacao captam rendas de inovacao e de dados que sao muito dificeis de alcancar posteriormente (Capitulo IV).</w:t>
       </w:r>
     </w:p>
     <w:p>
